--- a/policies/build/chapters_v2/MOM/Document/MOM3/SOP_High_Risk_LASA_Medication_Storage.docx
+++ b/policies/build/chapters_v2/MOM/Document/MOM3/SOP_High_Risk_LASA_Medication_Storage.docx
@@ -426,13 +426,12 @@
           <w:b/>
           <w:i/>
         </w:rPr>
-        <w:t xml:space="preserve">Why this step matters: </w:t>
+        <w:t>Why this step matters: A high-risk medication stored like any other is one misread label away from a serious harm event — a defined list and a physical safeguard are what make that medication harder to reach for by mistake.</w:t>
       </w:r>
       <w:r>
         <w:rPr>
           <w:i/>
         </w:rPr>
-        <w:t>Skipping or rushing this step is exactly the kind of gap an assessor — or a real medication-safety incident — would eventually surface.</w:t>
       </w:r>
     </w:p>
     <w:p>
@@ -483,13 +482,12 @@
           <w:b/>
           <w:i/>
         </w:rPr>
-        <w:t xml:space="preserve">Why this step matters: </w:t>
+        <w:t>Why this step matters: A pair that looks or sounds alike gets missed exactly because nobody wrote down that it was a pair — naming it here is what lets the next person recognise the risk before they reach for the wrong one.</w:t>
       </w:r>
       <w:r>
         <w:rPr>
           <w:i/>
         </w:rPr>
-        <w:t>Skipping or rushing this step is exactly the kind of gap an assessor — or a real medication-safety incident — would eventually surface.</w:t>
       </w:r>
     </w:p>
     <w:p>
@@ -560,13 +558,12 @@
           <w:b/>
           <w:i/>
         </w:rPr>
-        <w:t xml:space="preserve">Why this step matters: </w:t>
+        <w:t>Why this step matters: The published ISMP list reflects drugs on the market generally, not this hospital's own formulary — the annual cross-check is what catches a hospital-specific LASA pair the published list was never going to name.</w:t>
       </w:r>
       <w:r>
         <w:rPr>
           <w:i/>
         </w:rPr>
-        <w:t>Skipping verification means a gap — or the wrong drug, dose or patient — could sail straight through unnoticed.</w:t>
       </w:r>
     </w:p>
     <w:p>
@@ -679,13 +676,12 @@
           <w:b/>
           <w:i/>
         </w:rPr>
-        <w:t xml:space="preserve">Why this step matters: </w:t>
+        <w:t>Why this step matters: Emergency stock is used under pressure, with no time to double-check — keeping it uniform and verified in advance is what makes it trustworthy in the one moment it actually gets reached for.</w:t>
       </w:r>
       <w:r>
         <w:rPr>
           <w:i/>
         </w:rPr>
-        <w:t>Skipping or rushing this step is exactly the kind of gap an assessor — or a real medication-safety incident — would eventually surface.</w:t>
       </w:r>
     </w:p>
     <w:p>
